--- a/data/cvs/cv_88_Lemon_io_Senior_Full-stack_Developer.docx
+++ b/data/cvs/cv_88_Lemon_io_Senior_Full-stack_Developer.docx
@@ -86,7 +86,7 @@
         <w:rPr>
           <w:sz w:val="20"/>
         </w:rPr>
-        <w:t>Senior Full-stack Developer with 4+ years of experience in software development, specialising in Python, React, and AI-driven automation. I've built full-stack applications across diverse sectors, from banking to healthcare, and have a proven track record of delivering scalable solutions. Currently, I lead full-stack projects at Copy Cat Group, integrating AI and automation into core business processes, and have previously worked with U.S. and Kenyan tech companies. I excel in cross-functional collaboration, project management, and client communication, with a focus on application architecture and system design.</w:t>
+        <w:t>Senior Full-stack Developer with a strong background in Python, JavaScript, and React.js development. I excel in building scalable applications, having worked with enterprise clients across banking, retail, and corporate sectors. My expertise lies in full-stack development, from creating engaging front-end experiences to robust backend systems, with a focus on accessibility and performance. I am well-versed in cloud technologies, including AWS, GCP, and Azure, and have a proven track record of delivering high-quality software solutions.</w:t>
       </w:r>
     </w:p>
     <w:p>
@@ -245,7 +245,7 @@
         <w:rPr>
           <w:sz w:val="20"/>
         </w:rPr>
-        <w:t>React.js, AWS, GCP, Azure, Golang, Next.js, TypeScript, Supabase, commercial experience, self-organizational skills, full-time remote work</w:t>
+        <w:t>Senior Developer, Golang, Next.js, TypeScript, Supabase</w:t>
       </w:r>
     </w:p>
     <w:p>
@@ -263,7 +263,7 @@
         <w:rPr>
           <w:sz w:val="20"/>
         </w:rPr>
-        <w:t>seniority, English language proficiency, client calls, startups, senior developer, full-stack development, backend development, senior react python, senior python, senior golang react, senior golang, senior node react</w:t>
+        <w:t>application architecture, English communication, self-presentation, self-organizational skills, full-time remote work</w:t>
       </w:r>
     </w:p>
     <w:p>
@@ -313,7 +313,7 @@
         <w:rPr>
           <w:sz w:val="20"/>
         </w:rPr>
-        <w:t>Leading the integration of SAP APIs with an internal Credit Control System, automating processes for OA and IT business units.</w:t>
+        <w:t>Integrating SAP APIs with an internal Credit Control System, automating processes for OA and IT business units.</w:t>
       </w:r>
     </w:p>
     <w:p>
@@ -325,7 +325,7 @@
         <w:rPr>
           <w:sz w:val="20"/>
         </w:rPr>
-        <w:t>Designing and documenting enterprise-level system architecture, including application, data, integration, and security layers.</w:t>
+        <w:t>Authoring comprehensive System Design Documents (SDDs) for Application, Data, Integration, and Security Architecture.</w:t>
       </w:r>
     </w:p>
     <w:p>
@@ -337,19 +337,7 @@
         <w:rPr>
           <w:sz w:val="20"/>
         </w:rPr>
-        <w:t>Authoring comprehensive business requirements and system design documents to drive client-facing product development.</w:t>
-      </w:r>
-    </w:p>
-    <w:p>
-      <w:pPr>
-        <w:pStyle w:val="ListBullet"/>
-        <w:spacing w:before="0" w:after="20"/>
-      </w:pPr>
-      <w:r>
-        <w:rPr>
-          <w:sz w:val="20"/>
-        </w:rPr>
-        <w:t>Building an AI-powered tender scraping pipeline, automating tender discovery and processing for business growth.</w:t>
+        <w:t>Designing and building an AI-powered tender scraping pipeline to automate tender opportunity discovery and processing.</w:t>
       </w:r>
     </w:p>
     <w:p>
@@ -384,31 +372,7 @@
         <w:rPr>
           <w:sz w:val="20"/>
         </w:rPr>
-        <w:t>Train AI models by generating accurate difference-based captions for multimodal datasets</w:t>
-      </w:r>
-    </w:p>
-    <w:p>
-      <w:pPr>
-        <w:pStyle w:val="ListBullet"/>
-        <w:spacing w:before="0" w:after="20"/>
-      </w:pPr>
-      <w:r>
-        <w:rPr>
-          <w:sz w:val="20"/>
-        </w:rPr>
-        <w:t>Perform categorisation, bounding, consistency checks, and image-level validation to improve multimodal model accuracy</w:t>
-      </w:r>
-    </w:p>
-    <w:p>
-      <w:pPr>
-        <w:pStyle w:val="ListBullet"/>
-        <w:spacing w:before="0" w:after="20"/>
-      </w:pPr>
-      <w:r>
-        <w:rPr>
-          <w:sz w:val="20"/>
-        </w:rPr>
-        <w:t>Contribute high-quality annotated outputs that directly feed into production AI model training pipelines</w:t>
+        <w:t>Generating accurate captions for multimodal datasets, improving model accuracy through detailed annotations.</w:t>
       </w:r>
     </w:p>
     <w:p>
@@ -443,31 +407,7 @@
         <w:rPr>
           <w:sz w:val="20"/>
         </w:rPr>
-        <w:t>Developed and delivered full-stack solutions for U.S.-based clients across different sectors</w:t>
-      </w:r>
-    </w:p>
-    <w:p>
-      <w:pPr>
-        <w:pStyle w:val="ListBullet"/>
-        <w:spacing w:before="0" w:after="20"/>
-      </w:pPr>
-      <w:r>
-        <w:rPr>
-          <w:sz w:val="20"/>
-        </w:rPr>
-        <w:t>Built UI components, optimised APIs, and handled CMS-based website systems</w:t>
-      </w:r>
-    </w:p>
-    <w:p>
-      <w:pPr>
-        <w:pStyle w:val="ListBullet"/>
-        <w:spacing w:before="0" w:after="20"/>
-      </w:pPr>
-      <w:r>
-        <w:rPr>
-          <w:sz w:val="20"/>
-        </w:rPr>
-        <w:t>Collaborated with remote teams to debug, improve performance, and implement client feedback</w:t>
+        <w:t>Delivered full-stack solutions for diverse clients, including UI components, API optimisation, and CMS management.</w:t>
       </w:r>
     </w:p>
     <w:p>
@@ -502,31 +442,7 @@
         <w:rPr>
           <w:sz w:val="20"/>
         </w:rPr>
-        <w:t>Annotated and evaluated datasets for health and agriculture AI systems</w:t>
-      </w:r>
-    </w:p>
-    <w:p>
-      <w:pPr>
-        <w:pStyle w:val="ListBullet"/>
-        <w:spacing w:before="0" w:after="20"/>
-      </w:pPr>
-      <w:r>
-        <w:rPr>
-          <w:sz w:val="20"/>
-        </w:rPr>
-        <w:t>Performed intent detection, slot tagging, utterance verification, and structured dataset creation</w:t>
-      </w:r>
-    </w:p>
-    <w:p>
-      <w:pPr>
-        <w:pStyle w:val="ListBullet"/>
-        <w:spacing w:before="0" w:after="20"/>
-      </w:pPr>
-      <w:r>
-        <w:rPr>
-          <w:sz w:val="20"/>
-        </w:rPr>
-        <w:t>Ensured annotation quality and consistency across multilingual and multimodal training data</w:t>
+        <w:t>Performed intent detection and slot tagging for health and agriculture AI systems, ensuring high-quality multilingual training data.</w:t>
       </w:r>
     </w:p>
     <w:p>
